--- a/THREAT LANDSCAPE ANALYSIS.docx
+++ b/THREAT LANDSCAPE ANALYSIS.docx
@@ -307,6 +307,12 @@
               <w:spacing w:line="360" w:lineRule="auto"/>
               <w:jc w:val="both"/>
             </w:pPr>
+            <w:r>
+              <w:t>23</w:t>
+            </w:r>
+            <w:r>
+              <w:t>-10-2026</w:t>
+            </w:r>
           </w:p>
         </w:tc>
       </w:tr>
@@ -399,7 +405,6 @@
         </w:rPr>
         <w:t xml:space="preserve"> </w:t>
       </w:r>
-      <w:proofErr w:type="gramStart"/>
       <w:r>
         <w:rPr>
           <w:sz w:val="28"/>
@@ -419,15 +424,7 @@
           <w:sz w:val="28"/>
           <w:szCs w:val="28"/>
         </w:rPr>
-        <w:t>,</w:t>
-      </w:r>
-      <w:proofErr w:type="gramEnd"/>
-      <w:r>
-        <w:rPr>
-          <w:sz w:val="28"/>
-          <w:szCs w:val="28"/>
-        </w:rPr>
-        <w:t xml:space="preserve"> understand the methods used by attackers, evaluate their potential impact, and recommend appropriate security measures. It enables organizations to recognize risks and improve their security preparedness.</w:t>
+        <w:t>, understand the methods used by attackers, evaluate their potential impact, and recommend appropriate security measures. It enables organizations to recognize risks and improve their security preparedness.</w:t>
       </w:r>
     </w:p>
     <w:p>
@@ -4080,15 +4077,7 @@
         <w:jc w:val="both"/>
       </w:pPr>
       <w:r>
-        <w:t xml:space="preserve">6.2 Advisory Analysis: </w:t>
-      </w:r>
-      <w:proofErr w:type="spellStart"/>
-      <w:r>
-        <w:t>eMudhra</w:t>
-      </w:r>
-      <w:proofErr w:type="spellEnd"/>
-      <w:r>
-        <w:t xml:space="preserve"> Intermediate CA Certificates</w:t>
+        <w:t>6.2 Advisory Analysis: eMudhra Intermediate CA Certificates</w:t>
       </w:r>
     </w:p>
     <w:p>
@@ -4643,23 +4632,7 @@
           <w:sz w:val="28"/>
           <w:szCs w:val="28"/>
         </w:rPr>
-        <w:t xml:space="preserve">Indian Computer Emergency Response Team (CERT-In), advisory concerning </w:t>
-      </w:r>
-      <w:proofErr w:type="spellStart"/>
-      <w:r>
-        <w:rPr>
-          <w:sz w:val="28"/>
-          <w:szCs w:val="28"/>
-        </w:rPr>
-        <w:t>eMudhra</w:t>
-      </w:r>
-      <w:proofErr w:type="spellEnd"/>
-      <w:r>
-        <w:rPr>
-          <w:sz w:val="28"/>
-          <w:szCs w:val="28"/>
-        </w:rPr>
-        <w:t xml:space="preserve"> Intermediate CA Certificates, dated 21 October 2026.</w:t>
+        <w:t>Indian Computer Emergency Response Team (CERT-In), advisory concerning eMudhra Intermediate CA Certificates, dated 21 October 2026.</w:t>
       </w:r>
     </w:p>
     <w:p>
